--- a/Phase 2/Phase 2 description.docx
+++ b/Phase 2/Phase 2 description.docx
@@ -6,18 +6,18 @@
       <w:pPr>
         <w:pStyle w:val="Titel"/>
         <w:rPr>
-          <w:lang w:val="da-DK"/>
-        </w:rPr>
-      </w:pPr>
-      <w:r>
-        <w:rPr>
-          <w:lang w:val="da-DK"/>
+          <w:lang w:val="en-GB"/>
+        </w:rPr>
+      </w:pPr>
+      <w:r>
+        <w:rPr>
+          <w:lang w:val="en-GB"/>
         </w:rPr>
         <w:t>Research</w:t>
       </w:r>
       <w:r>
         <w:rPr>
-          <w:lang w:val="da-DK"/>
+          <w:lang w:val="en-GB"/>
         </w:rPr>
         <w:t xml:space="preserve"> plan for phase 2</w:t>
       </w:r>
@@ -40,6 +40,20 @@
           <w:lang w:val="en-GB"/>
         </w:rPr>
         <w:t>roject presentation</w:t>
+      </w:r>
+    </w:p>
+    <w:p>
+      <w:pPr>
+        <w:pStyle w:val="Overskrift2"/>
+        <w:rPr>
+          <w:lang w:val="en-GB"/>
+        </w:rPr>
+      </w:pPr>
+      <w:r>
+        <w:rPr>
+          <w:lang w:val="en-GB"/>
+        </w:rPr>
+        <w:t>Introduction</w:t>
       </w:r>
     </w:p>
     <w:p>
@@ -246,7 +260,21 @@
         <w:rPr>
           <w:lang w:val="da-DK"/>
         </w:rPr>
-        <w:t>Feature selection.</w:t>
+        <w:t xml:space="preserve">Feature </w:t>
+      </w:r>
+      <w:proofErr w:type="spellStart"/>
+      <w:r>
+        <w:rPr>
+          <w:lang w:val="da-DK"/>
+        </w:rPr>
+        <w:t>selection</w:t>
+      </w:r>
+      <w:proofErr w:type="spellEnd"/>
+      <w:r>
+        <w:rPr>
+          <w:lang w:val="da-DK"/>
+        </w:rPr>
+        <w:t>.</w:t>
       </w:r>
     </w:p>
     <w:p>
@@ -314,7 +342,15 @@
         </w:numPr>
       </w:pPr>
       <w:r>
-        <w:t>compare models with only price/calendar/neighboring prices/weather/production/exchange groups</w:t>
+        <w:t>compare models with only price/calendar/</w:t>
+      </w:r>
+      <w:proofErr w:type="spellStart"/>
+      <w:r>
+        <w:t>neighboring</w:t>
+      </w:r>
+      <w:proofErr w:type="spellEnd"/>
+      <w:r>
+        <w:t xml:space="preserve"> prices/weather/production/exchange groups</w:t>
       </w:r>
     </w:p>
     <w:p>
@@ -325,8 +361,21 @@
           <w:numId w:val="3"/>
         </w:numPr>
       </w:pPr>
-      <w:r>
-        <w:t>WindSpeed and WindPowerCapacity are only</w:t>
+      <w:proofErr w:type="spellStart"/>
+      <w:r>
+        <w:t>WindSpeed</w:t>
+      </w:r>
+      <w:proofErr w:type="spellEnd"/>
+      <w:r>
+        <w:t xml:space="preserve"> and </w:t>
+      </w:r>
+      <w:proofErr w:type="spellStart"/>
+      <w:r>
+        <w:t>WindPowerCapacity</w:t>
+      </w:r>
+      <w:proofErr w:type="spellEnd"/>
+      <w:r>
+        <w:t xml:space="preserve"> are only</w:t>
       </w:r>
       <w:r>
         <w:t xml:space="preserve"> included with the purpose of predicting the </w:t>
@@ -338,7 +387,15 @@
         <w:t>replaced with just a production value</w:t>
       </w:r>
       <w:r>
-        <w:t>? Maybe the same for Radiation and capacity.</w:t>
+        <w:t xml:space="preserve">? Maybe the same for </w:t>
+      </w:r>
+      <w:proofErr w:type="gramStart"/>
+      <w:r>
+        <w:t>Radiation</w:t>
+      </w:r>
+      <w:proofErr w:type="gramEnd"/>
+      <w:r>
+        <w:t xml:space="preserve"> and capacity.</w:t>
       </w:r>
     </w:p>
     <w:p>
@@ -530,7 +587,35 @@
         <w:rPr>
           <w:lang w:val="en-GB"/>
         </w:rPr>
-        <w:t>search values that incourages the desired behavior.</w:t>
+        <w:t xml:space="preserve">search values that </w:t>
+      </w:r>
+      <w:proofErr w:type="spellStart"/>
+      <w:r>
+        <w:rPr>
+          <w:lang w:val="en-GB"/>
+        </w:rPr>
+        <w:t>incourages</w:t>
+      </w:r>
+      <w:proofErr w:type="spellEnd"/>
+      <w:r>
+        <w:rPr>
+          <w:lang w:val="en-GB"/>
+        </w:rPr>
+        <w:t xml:space="preserve"> the desired </w:t>
+      </w:r>
+      <w:proofErr w:type="spellStart"/>
+      <w:r>
+        <w:rPr>
+          <w:lang w:val="en-GB"/>
+        </w:rPr>
+        <w:t>behavior</w:t>
+      </w:r>
+      <w:proofErr w:type="spellEnd"/>
+      <w:r>
+        <w:rPr>
+          <w:lang w:val="en-GB"/>
+        </w:rPr>
+        <w:t>.</w:t>
       </w:r>
     </w:p>
     <w:p>
@@ -2057,6 +2142,7 @@
   <w:style w:type="character" w:default="1" w:styleId="Standardskrifttypeiafsnit">
     <w:name w:val="Default Paragraph Font"/>
     <w:uiPriority w:val="1"/>
+    <w:semiHidden/>
     <w:unhideWhenUsed/>
   </w:style>
   <w:style w:type="table" w:default="1" w:styleId="Tabel-Normal">
